--- a/Course/2 Component 2 - Algorithms and Programming/2.3 Algorithms/2.3.1 Algorithms/2 Revision Notes (editable).docx
+++ b/Course/2 Component 2 - Algorithms and Programming/2.3 Algorithms/2.3.1 Algorithms/2 Revision Notes (editable).docx
@@ -7,12 +7,17 @@
         <w:pStyle w:val="Heading1"/>
       </w:pPr>
       <w:r>
+        <w:rPr>
+          <w:b w:val="0"/>
+          <w:i w:val="0"/>
+        </w:rPr>
         <w:t>Revision — 2.3.1 Algorithms</w:t>
       </w:r>
     </w:p>
     <w:p>
       <w:r>
         <w:rPr>
+          <w:b w:val="0"/>
           <w:i/>
         </w:rPr>
         <w:t>OCR H446 — one-page revision summary</w:t>
@@ -23,6 +28,10 @@
         <w:pStyle w:val="Heading2"/>
       </w:pPr>
       <w:r>
+        <w:rPr>
+          <w:b w:val="0"/>
+          <w:i w:val="0"/>
+        </w:rPr>
         <w:t>Must know</w:t>
       </w:r>
     </w:p>
@@ -33,65 +42,101 @@
       <w:r>
         <w:rPr>
           <w:b/>
+          <w:i w:val="0"/>
         </w:rPr>
         <w:t>Big O</w:t>
       </w:r>
       <w:r>
+        <w:rPr>
+          <w:b w:val="0"/>
+          <w:i w:val="0"/>
+        </w:rPr>
         <w:t xml:space="preserve"> describes the </w:t>
       </w:r>
       <w:r>
         <w:rPr>
           <w:b/>
+          <w:i w:val="0"/>
         </w:rPr>
         <w:t>worst-case</w:t>
       </w:r>
       <w:r>
+        <w:rPr>
+          <w:b w:val="0"/>
+          <w:i w:val="0"/>
+        </w:rPr>
         <w:t xml:space="preserve"> growth of </w:t>
       </w:r>
       <w:r>
         <w:rPr>
           <w:b/>
+          <w:i w:val="0"/>
         </w:rPr>
         <w:t>time</w:t>
       </w:r>
       <w:r>
+        <w:rPr>
+          <w:b w:val="0"/>
+          <w:i w:val="0"/>
+        </w:rPr>
         <w:t xml:space="preserve"> (operations) or </w:t>
       </w:r>
       <w:r>
         <w:rPr>
           <w:b/>
+          <w:i w:val="0"/>
         </w:rPr>
         <w:t>space</w:t>
       </w:r>
       <w:r>
+        <w:rPr>
+          <w:b w:val="0"/>
+          <w:i w:val="0"/>
+        </w:rPr>
         <w:t xml:space="preserve"> (memory) as input size </w:t>
       </w:r>
       <w:r>
         <w:rPr>
           <w:b/>
+          <w:i w:val="0"/>
         </w:rPr>
         <w:t>n</w:t>
       </w:r>
       <w:r>
+        <w:rPr>
+          <w:b w:val="0"/>
+          <w:i w:val="0"/>
+        </w:rPr>
         <w:t xml:space="preserve"> grows. Drop constants and lower-order terms: </w:t>
       </w:r>
       <w:r>
         <w:rPr>
           <w:rFonts w:ascii="Consolas" w:hAnsi="Consolas"/>
+          <w:b w:val="0"/>
+          <w:i w:val="0"/>
           <w:sz w:val="19"/>
         </w:rPr>
         <w:t>4n² + 200n + 9</w:t>
       </w:r>
       <w:r>
+        <w:rPr>
+          <w:b w:val="0"/>
+          <w:i w:val="0"/>
+        </w:rPr>
         <w:t xml:space="preserve"> → </w:t>
       </w:r>
       <w:r>
         <w:rPr>
           <w:b/>
+          <w:i w:val="0"/>
         </w:rPr>
         <w:t>O(n²)</w:t>
       </w:r>
       <w:r>
+        <w:rPr>
+          <w:b w:val="0"/>
+          <w:i w:val="0"/>
+        </w:rPr>
         <w:t xml:space="preserve"> (dominant term wins).</w:t>
       </w:r>
     </w:p>
@@ -100,78 +145,122 @@
         <w:pStyle w:val="ListBullet"/>
       </w:pPr>
       <w:r>
+        <w:rPr>
+          <w:b w:val="0"/>
+          <w:i w:val="0"/>
+        </w:rPr>
         <w:t xml:space="preserve">Growth order (best → worst): </w:t>
       </w:r>
       <w:r>
         <w:rPr>
           <w:b/>
+          <w:i w:val="0"/>
         </w:rPr>
         <w:t>O(1)</w:t>
       </w:r>
       <w:r>
+        <w:rPr>
+          <w:b w:val="0"/>
+          <w:i w:val="0"/>
+        </w:rPr>
         <w:t xml:space="preserve"> constant → </w:t>
       </w:r>
       <w:r>
         <w:rPr>
           <w:b/>
+          <w:i w:val="0"/>
         </w:rPr>
         <w:t>O(log n)</w:t>
       </w:r>
       <w:r>
+        <w:rPr>
+          <w:b w:val="0"/>
+          <w:i w:val="0"/>
+        </w:rPr>
         <w:t xml:space="preserve"> logarithmic → </w:t>
       </w:r>
       <w:r>
         <w:rPr>
           <w:b/>
+          <w:i w:val="0"/>
         </w:rPr>
         <w:t>O(n)</w:t>
       </w:r>
       <w:r>
+        <w:rPr>
+          <w:b w:val="0"/>
+          <w:i w:val="0"/>
+        </w:rPr>
         <w:t xml:space="preserve"> linear → </w:t>
       </w:r>
       <w:r>
         <w:rPr>
           <w:b/>
+          <w:i w:val="0"/>
         </w:rPr>
         <w:t>O(n log n)</w:t>
       </w:r>
       <w:r>
+        <w:rPr>
+          <w:b w:val="0"/>
+          <w:i w:val="0"/>
+        </w:rPr>
         <w:t xml:space="preserve"> linearithmic → </w:t>
       </w:r>
       <w:r>
         <w:rPr>
           <w:b/>
+          <w:i w:val="0"/>
         </w:rPr>
         <w:t>O(n²)</w:t>
       </w:r>
       <w:r>
+        <w:rPr>
+          <w:b w:val="0"/>
+          <w:i w:val="0"/>
+        </w:rPr>
         <w:t xml:space="preserve"> polynomial/quadratic → </w:t>
       </w:r>
       <w:r>
         <w:rPr>
           <w:b/>
+          <w:i w:val="0"/>
         </w:rPr>
         <w:t>O(2ⁿ)</w:t>
       </w:r>
       <w:r>
+        <w:rPr>
+          <w:b w:val="0"/>
+          <w:i w:val="0"/>
+        </w:rPr>
         <w:t xml:space="preserve"> exponential. </w:t>
       </w:r>
       <w:r>
         <w:rPr>
           <w:b/>
+          <w:i w:val="0"/>
         </w:rPr>
         <w:t>Tractable</w:t>
       </w:r>
       <w:r>
+        <w:rPr>
+          <w:b w:val="0"/>
+          <w:i w:val="0"/>
+        </w:rPr>
         <w:t xml:space="preserve"> = polynomial time or better; </w:t>
       </w:r>
       <w:r>
         <w:rPr>
           <w:b/>
+          <w:i w:val="0"/>
         </w:rPr>
         <w:t>intractable</w:t>
       </w:r>
       <w:r>
+        <w:rPr>
+          <w:b w:val="0"/>
+          <w:i w:val="0"/>
+        </w:rPr>
         <w:t xml:space="preserve"> = exponential or worse.</w:t>
       </w:r>
     </w:p>
@@ -182,19 +271,29 @@
       <w:r>
         <w:rPr>
           <w:b/>
+          <w:i w:val="0"/>
         </w:rPr>
         <w:t>Linear search — O(n).</w:t>
       </w:r>
       <w:r>
+        <w:rPr>
+          <w:b w:val="0"/>
+          <w:i w:val="0"/>
+        </w:rPr>
         <w:t xml:space="preserve"> Checks each element in turn; works on </w:t>
       </w:r>
       <w:r>
         <w:rPr>
           <w:b/>
+          <w:i w:val="0"/>
         </w:rPr>
         <w:t>unsorted</w:t>
       </w:r>
       <w:r>
+        <w:rPr>
+          <w:b w:val="0"/>
+          <w:i w:val="0"/>
+        </w:rPr>
         <w:t xml:space="preserve"> data. Use when the list is small or unsorted.</w:t>
       </w:r>
     </w:p>
@@ -205,28 +304,43 @@
       <w:r>
         <w:rPr>
           <w:b/>
+          <w:i w:val="0"/>
         </w:rPr>
         <w:t>Binary search — O(log n).</w:t>
       </w:r>
       <w:r>
+        <w:rPr>
+          <w:b w:val="0"/>
+          <w:i w:val="0"/>
+        </w:rPr>
         <w:t xml:space="preserve"> Checks the middle of a </w:t>
       </w:r>
       <w:r>
         <w:rPr>
           <w:b/>
+          <w:i w:val="0"/>
         </w:rPr>
         <w:t>sorted</w:t>
       </w:r>
       <w:r>
+        <w:rPr>
+          <w:b w:val="0"/>
+          <w:i w:val="0"/>
+        </w:rPr>
         <w:t xml:space="preserve"> list and discards the half that cannot contain the target. </w:t>
       </w:r>
       <w:r>
         <w:rPr>
           <w:b/>
+          <w:i w:val="0"/>
         </w:rPr>
         <w:t>Requires sorted data</w:t>
       </w:r>
       <w:r>
+        <w:rPr>
+          <w:b w:val="0"/>
+          <w:i w:val="0"/>
+        </w:rPr>
         <w:t xml:space="preserve"> — quote this precondition. Use for large, sorted lists.</w:t>
       </w:r>
     </w:p>
@@ -237,28 +351,43 @@
       <w:r>
         <w:rPr>
           <w:b/>
+          <w:i w:val="0"/>
         </w:rPr>
         <w:t>Bubble sort — O(n²).</w:t>
       </w:r>
       <w:r>
+        <w:rPr>
+          <w:b w:val="0"/>
+          <w:i w:val="0"/>
+        </w:rPr>
         <w:t xml:space="preserve"> Repeatedly compares adjacent pairs and swaps; largest "bubbles" to the end each pass. Best case </w:t>
       </w:r>
       <w:r>
         <w:rPr>
           <w:b/>
+          <w:i w:val="0"/>
         </w:rPr>
         <w:t>O(n)</w:t>
       </w:r>
       <w:r>
+        <w:rPr>
+          <w:b w:val="0"/>
+          <w:i w:val="0"/>
+        </w:rPr>
         <w:t xml:space="preserve"> only </w:t>
       </w:r>
       <w:r>
         <w:rPr>
           <w:b/>
+          <w:i w:val="0"/>
         </w:rPr>
         <w:t>with a swap flag</w:t>
       </w:r>
       <w:r>
+        <w:rPr>
+          <w:b w:val="0"/>
+          <w:i w:val="0"/>
+        </w:rPr>
         <w:t xml:space="preserve"> on already-sorted data. Simple to code but slow — use only for tiny lists.</w:t>
       </w:r>
     </w:p>
@@ -269,19 +398,29 @@
       <w:r>
         <w:rPr>
           <w:b/>
+          <w:i w:val="0"/>
         </w:rPr>
         <w:t>Insertion sort — O(n²).</w:t>
       </w:r>
       <w:r>
+        <w:rPr>
+          <w:b w:val="0"/>
+          <w:i w:val="0"/>
+        </w:rPr>
         <w:t xml:space="preserve"> Builds a sorted front section, inserting each next item into place. Best case </w:t>
       </w:r>
       <w:r>
         <w:rPr>
           <w:b/>
+          <w:i w:val="0"/>
         </w:rPr>
         <w:t>O(n)</w:t>
       </w:r>
       <w:r>
+        <w:rPr>
+          <w:b w:val="0"/>
+          <w:i w:val="0"/>
+        </w:rPr>
         <w:t xml:space="preserve"> on nearly-sorted data. Good for small or nearly-sorted lists.</w:t>
       </w:r>
     </w:p>
@@ -292,28 +431,43 @@
       <w:r>
         <w:rPr>
           <w:b/>
+          <w:i w:val="0"/>
         </w:rPr>
         <w:t>Merge sort — O(n log n) in all cases.</w:t>
       </w:r>
       <w:r>
+        <w:rPr>
+          <w:b w:val="0"/>
+          <w:i w:val="0"/>
+        </w:rPr>
         <w:t xml:space="preserve"> Divide-and-conquer: split in half recursively, then merge sorted sublists. </w:t>
       </w:r>
       <w:r>
         <w:rPr>
           <w:b/>
+          <w:i w:val="0"/>
         </w:rPr>
         <w:t>Guaranteed O(n log n)</w:t>
       </w:r>
       <w:r>
+        <w:rPr>
+          <w:b w:val="0"/>
+          <w:i w:val="0"/>
+        </w:rPr>
         <w:t xml:space="preserve"> but needs </w:t>
       </w:r>
       <w:r>
         <w:rPr>
           <w:b/>
+          <w:i w:val="0"/>
         </w:rPr>
         <w:t>O(n) extra space</w:t>
       </w:r>
       <w:r>
+        <w:rPr>
+          <w:b w:val="0"/>
+          <w:i w:val="0"/>
+        </w:rPr>
         <w:t>. Use when consistent performance matters.</w:t>
       </w:r>
     </w:p>
@@ -324,28 +478,43 @@
       <w:r>
         <w:rPr>
           <w:b/>
+          <w:i w:val="0"/>
         </w:rPr>
         <w:t>Quick sort — O(n log n) average, O(n²) worst.</w:t>
       </w:r>
       <w:r>
+        <w:rPr>
+          <w:b w:val="0"/>
+          <w:i w:val="0"/>
+        </w:rPr>
         <w:t xml:space="preserve"> Divide-and-conquer: pick a </w:t>
       </w:r>
       <w:r>
         <w:rPr>
           <w:b/>
+          <w:i w:val="0"/>
         </w:rPr>
         <w:t>pivot</w:t>
       </w:r>
       <w:r>
+        <w:rPr>
+          <w:b w:val="0"/>
+          <w:i w:val="0"/>
+        </w:rPr>
         <w:t>, partition (smaller left / larger right), recursively sort each side. Worst case with a poor pivot (e.g. already-sorted data). Fast in practice, in-place (</w:t>
       </w:r>
       <w:r>
         <w:rPr>
           <w:b/>
+          <w:i w:val="0"/>
         </w:rPr>
         <w:t>O(log n)</w:t>
       </w:r>
       <w:r>
+        <w:rPr>
+          <w:b w:val="0"/>
+          <w:i w:val="0"/>
+        </w:rPr>
         <w:t xml:space="preserve"> space).</w:t>
       </w:r>
     </w:p>
@@ -356,46 +525,71 @@
       <w:r>
         <w:rPr>
           <w:b/>
+          <w:i w:val="0"/>
         </w:rPr>
         <w:t>Stack (LIFO)</w:t>
       </w:r>
       <w:r>
+        <w:rPr>
+          <w:b w:val="0"/>
+          <w:i w:val="0"/>
+        </w:rPr>
         <w:t xml:space="preserve"> and </w:t>
       </w:r>
       <w:r>
         <w:rPr>
           <w:b/>
+          <w:i w:val="0"/>
         </w:rPr>
         <w:t>queue (FIFO)</w:t>
       </w:r>
       <w:r>
+        <w:rPr>
+          <w:b w:val="0"/>
+          <w:i w:val="0"/>
+        </w:rPr>
         <w:t xml:space="preserve"> operations are </w:t>
       </w:r>
       <w:r>
         <w:rPr>
           <w:b/>
+          <w:i w:val="0"/>
         </w:rPr>
         <w:t>O(1)</w:t>
       </w:r>
       <w:r>
+        <w:rPr>
+          <w:b w:val="0"/>
+          <w:i w:val="0"/>
+        </w:rPr>
         <w:t xml:space="preserve">. </w:t>
       </w:r>
       <w:r>
         <w:rPr>
           <w:b/>
+          <w:i w:val="0"/>
         </w:rPr>
         <w:t>DFS uses a stack</w:t>
       </w:r>
       <w:r>
+        <w:rPr>
+          <w:b w:val="0"/>
+          <w:i w:val="0"/>
+        </w:rPr>
         <w:t xml:space="preserve"> (or recursion); </w:t>
       </w:r>
       <w:r>
         <w:rPr>
           <w:b/>
+          <w:i w:val="0"/>
         </w:rPr>
         <w:t>BFS uses a queue</w:t>
       </w:r>
       <w:r>
+        <w:rPr>
+          <w:b w:val="0"/>
+          <w:i w:val="0"/>
+        </w:rPr>
         <w:t>.</w:t>
       </w:r>
     </w:p>
@@ -406,46 +600,71 @@
       <w:r>
         <w:rPr>
           <w:b/>
+          <w:i w:val="0"/>
         </w:rPr>
         <w:t>Tree traversals:</w:t>
       </w:r>
       <w:r>
+        <w:rPr>
+          <w:b w:val="0"/>
+          <w:i w:val="0"/>
+        </w:rPr>
         <w:t xml:space="preserve"> </w:t>
       </w:r>
       <w:r>
         <w:rPr>
           <w:b/>
+          <w:i w:val="0"/>
         </w:rPr>
         <w:t>pre-order</w:t>
       </w:r>
       <w:r>
+        <w:rPr>
+          <w:b w:val="0"/>
+          <w:i w:val="0"/>
+        </w:rPr>
         <w:t xml:space="preserve"> (Node→Left→Right, copy a tree), </w:t>
       </w:r>
       <w:r>
         <w:rPr>
           <w:b/>
+          <w:i w:val="0"/>
         </w:rPr>
         <w:t>in-order</w:t>
       </w:r>
       <w:r>
+        <w:rPr>
+          <w:b w:val="0"/>
+          <w:i w:val="0"/>
+        </w:rPr>
         <w:t xml:space="preserve"> (Left→Node→Right, outputs a </w:t>
       </w:r>
       <w:r>
         <w:rPr>
           <w:b/>
+          <w:i w:val="0"/>
         </w:rPr>
         <w:t>BST in ascending order</w:t>
       </w:r>
       <w:r>
+        <w:rPr>
+          <w:b w:val="0"/>
+          <w:i w:val="0"/>
+        </w:rPr>
         <w:t xml:space="preserve">), </w:t>
       </w:r>
       <w:r>
         <w:rPr>
           <w:b/>
+          <w:i w:val="0"/>
         </w:rPr>
         <w:t>post-order</w:t>
       </w:r>
       <w:r>
+        <w:rPr>
+          <w:b w:val="0"/>
+          <w:i w:val="0"/>
+        </w:rPr>
         <w:t xml:space="preserve"> (Left→Right→Node, delete a tree / evaluate RPN).</w:t>
       </w:r>
     </w:p>
@@ -456,53 +675,72 @@
       <w:r>
         <w:rPr>
           <w:b/>
+          <w:i w:val="0"/>
         </w:rPr>
         <w:t>Path-finding:</w:t>
       </w:r>
       <w:r>
+        <w:rPr>
+          <w:b w:val="0"/>
+          <w:i w:val="0"/>
+        </w:rPr>
         <w:t xml:space="preserve"> Dijkstra uses </w:t>
       </w:r>
       <w:r>
         <w:rPr>
           <w:b/>
+          <w:i w:val="0"/>
         </w:rPr>
         <w:t>g(n)</w:t>
       </w:r>
       <w:r>
+        <w:rPr>
+          <w:b w:val="0"/>
+          <w:i w:val="0"/>
+        </w:rPr>
         <w:t xml:space="preserve"> only (uninformed, shortest path to all nodes); </w:t>
       </w:r>
       <w:r>
         <w:rPr>
           <w:b/>
+          <w:i w:val="0"/>
         </w:rPr>
-        <w:t>A\</w:t>
+        <w:t>A*</w:t>
       </w:r>
       <w:r>
         <w:rPr>
-          <w:i/>
+          <w:b w:val="0"/>
+          <w:i w:val="0"/>
         </w:rPr>
         <w:t xml:space="preserve"> uses </w:t>
       </w:r>
       <w:r>
         <w:rPr>
-          <w:i/>
+          <w:b/>
+          <w:i w:val="0"/>
         </w:rPr>
         <w:t>f(n) = g(n) + h(n)</w:t>
       </w:r>
       <w:r>
         <w:rPr>
-          <w:i/>
+          <w:b w:val="0"/>
+          <w:i w:val="0"/>
         </w:rPr>
         <w:t xml:space="preserve">, adding an </w:t>
       </w:r>
       <w:r>
         <w:rPr>
-          <w:i/>
+          <w:b/>
+          <w:i w:val="0"/>
         </w:rPr>
         <w:t>admissible heuristic</w:t>
       </w:r>
       <w:r>
-        <w:t>* h(n) estimating remaining cost to the goal — it directs the search and usually explores fewer nodes to reach a single goal.</w:t>
+        <w:rPr>
+          <w:b w:val="0"/>
+          <w:i w:val="0"/>
+        </w:rPr>
+        <w:t xml:space="preserve"> h(n) estimating remaining cost to the goal — it directs the search and usually explores fewer nodes to reach a single goal.</w:t>
       </w:r>
     </w:p>
     <w:p>
@@ -510,6 +748,10 @@
         <w:pStyle w:val="Heading2"/>
       </w:pPr>
       <w:r>
+        <w:rPr>
+          <w:b w:val="0"/>
+          <w:i w:val="0"/>
+        </w:rPr>
         <w:t>Key terms</w:t>
       </w:r>
     </w:p>
@@ -538,6 +780,7 @@
             <w:r>
               <w:rPr>
                 <w:b/>
+                <w:i w:val="0"/>
               </w:rPr>
               <w:t>Term</w:t>
             </w:r>
@@ -557,6 +800,7 @@
             <w:r>
               <w:rPr>
                 <w:b/>
+                <w:i w:val="0"/>
               </w:rPr>
               <w:t>Definition</w:t>
             </w:r>
@@ -571,6 +815,10 @@
           <w:p>
             <w:r/>
             <w:r>
+              <w:rPr>
+                <w:b w:val="0"/>
+                <w:i w:val="0"/>
+              </w:rPr>
               <w:t>Algorithm</w:t>
             </w:r>
           </w:p>
@@ -582,6 +830,10 @@
           <w:p>
             <w:r/>
             <w:r>
+              <w:rPr>
+                <w:b w:val="0"/>
+                <w:i w:val="0"/>
+              </w:rPr>
               <w:t>A precise, finite sequence of steps to solve a problem</w:t>
             </w:r>
           </w:p>
@@ -595,6 +847,10 @@
           <w:p>
             <w:r/>
             <w:r>
+              <w:rPr>
+                <w:b w:val="0"/>
+                <w:i w:val="0"/>
+              </w:rPr>
               <w:t>Big O notation</w:t>
             </w:r>
           </w:p>
@@ -606,6 +862,10 @@
           <w:p>
             <w:r/>
             <w:r>
+              <w:rPr>
+                <w:b w:val="0"/>
+                <w:i w:val="0"/>
+              </w:rPr>
               <w:t>How an algorithm's time/space requirement grows with input size n (worst case)</w:t>
             </w:r>
           </w:p>
@@ -619,6 +879,10 @@
           <w:p>
             <w:r/>
             <w:r>
+              <w:rPr>
+                <w:b w:val="0"/>
+                <w:i w:val="0"/>
+              </w:rPr>
               <w:t>Time complexity</w:t>
             </w:r>
           </w:p>
@@ -630,6 +894,10 @@
           <w:p>
             <w:r/>
             <w:r>
+              <w:rPr>
+                <w:b w:val="0"/>
+                <w:i w:val="0"/>
+              </w:rPr>
               <w:t>Number of operations as a function of input size</w:t>
             </w:r>
           </w:p>
@@ -643,6 +911,10 @@
           <w:p>
             <w:r/>
             <w:r>
+              <w:rPr>
+                <w:b w:val="0"/>
+                <w:i w:val="0"/>
+              </w:rPr>
               <w:t>Space complexity</w:t>
             </w:r>
           </w:p>
@@ -654,6 +926,10 @@
           <w:p>
             <w:r/>
             <w:r>
+              <w:rPr>
+                <w:b w:val="0"/>
+                <w:i w:val="0"/>
+              </w:rPr>
               <w:t>Memory required as a function of input size</w:t>
             </w:r>
           </w:p>
@@ -667,6 +943,10 @@
           <w:p>
             <w:r/>
             <w:r>
+              <w:rPr>
+                <w:b w:val="0"/>
+                <w:i w:val="0"/>
+              </w:rPr>
               <w:t>Tractable / Intractable</w:t>
             </w:r>
           </w:p>
@@ -678,6 +958,10 @@
           <w:p>
             <w:r/>
             <w:r>
+              <w:rPr>
+                <w:b w:val="0"/>
+                <w:i w:val="0"/>
+              </w:rPr>
               <w:t>Solvable in polynomial time or better / only exponential or worse</w:t>
             </w:r>
           </w:p>
@@ -691,6 +975,10 @@
           <w:p>
             <w:r/>
             <w:r>
+              <w:rPr>
+                <w:b w:val="0"/>
+                <w:i w:val="0"/>
+              </w:rPr>
               <w:t>Divide and conquer</w:t>
             </w:r>
           </w:p>
@@ -702,6 +990,10 @@
           <w:p>
             <w:r/>
             <w:r>
+              <w:rPr>
+                <w:b w:val="0"/>
+                <w:i w:val="0"/>
+              </w:rPr>
               <w:t>Break into subproblems, solve, then combine (merge/quick sort, binary search)</w:t>
             </w:r>
           </w:p>
@@ -715,6 +1007,10 @@
           <w:p>
             <w:r/>
             <w:r>
+              <w:rPr>
+                <w:b w:val="0"/>
+                <w:i w:val="0"/>
+              </w:rPr>
               <w:t>Pivot</w:t>
             </w:r>
           </w:p>
@@ -726,6 +1022,10 @@
           <w:p>
             <w:r/>
             <w:r>
+              <w:rPr>
+                <w:b w:val="0"/>
+                <w:i w:val="0"/>
+              </w:rPr>
               <w:t>The element chosen in quick sort to partition the list</w:t>
             </w:r>
           </w:p>
@@ -739,6 +1039,10 @@
           <w:p>
             <w:r/>
             <w:r>
+              <w:rPr>
+                <w:b w:val="0"/>
+                <w:i w:val="0"/>
+              </w:rPr>
               <w:t>Stable sort</w:t>
             </w:r>
           </w:p>
@@ -750,6 +1054,10 @@
           <w:p>
             <w:r/>
             <w:r>
+              <w:rPr>
+                <w:b w:val="0"/>
+                <w:i w:val="0"/>
+              </w:rPr>
               <w:t>Preserves the relative order of equal elements</w:t>
             </w:r>
           </w:p>
@@ -763,6 +1071,10 @@
           <w:p>
             <w:r/>
             <w:r>
+              <w:rPr>
+                <w:b w:val="0"/>
+                <w:i w:val="0"/>
+              </w:rPr>
               <w:t>Heuristic</w:t>
             </w:r>
           </w:p>
@@ -774,7 +1086,11 @@
           <w:p>
             <w:r/>
             <w:r>
-              <w:t>A rule-of-thumb estimate; in A\*, the estimate h(n) of remaining cost to the goal</w:t>
+              <w:rPr>
+                <w:b w:val="0"/>
+                <w:i w:val="0"/>
+              </w:rPr>
+              <w:t>A rule-of-thumb estimate; in A*, the estimate h(n) of remaining cost to the goal</w:t>
             </w:r>
           </w:p>
         </w:tc>
@@ -787,6 +1103,10 @@
           <w:p>
             <w:r/>
             <w:r>
+              <w:rPr>
+                <w:b w:val="0"/>
+                <w:i w:val="0"/>
+              </w:rPr>
               <w:t>Admissible heuristic</w:t>
             </w:r>
           </w:p>
@@ -798,7 +1118,11 @@
           <w:p>
             <w:r/>
             <w:r>
-              <w:t>One that never overestimates the true remaining cost → guarantees A\* optimality</w:t>
+              <w:rPr>
+                <w:b w:val="0"/>
+                <w:i w:val="0"/>
+              </w:rPr>
+              <w:t>One that never overestimates the true remaining cost → guarantees A* optimality</w:t>
             </w:r>
           </w:p>
         </w:tc>
@@ -811,6 +1135,10 @@
           <w:p>
             <w:r/>
             <w:r>
+              <w:rPr>
+                <w:b w:val="0"/>
+                <w:i w:val="0"/>
+              </w:rPr>
               <w:t>Traversal</w:t>
             </w:r>
           </w:p>
@@ -822,6 +1150,10 @@
           <w:p>
             <w:r/>
             <w:r>
+              <w:rPr>
+                <w:b w:val="0"/>
+                <w:i w:val="0"/>
+              </w:rPr>
               <w:t>Visiting every node of a structure in a defined order</w:t>
             </w:r>
           </w:p>
@@ -835,6 +1167,10 @@
           <w:p>
             <w:r/>
             <w:r>
+              <w:rPr>
+                <w:b w:val="0"/>
+                <w:i w:val="0"/>
+              </w:rPr>
               <w:t>g(n) / h(n) / f(n)</w:t>
             </w:r>
           </w:p>
@@ -846,6 +1182,10 @@
           <w:p>
             <w:r/>
             <w:r>
+              <w:rPr>
+                <w:b w:val="0"/>
+                <w:i w:val="0"/>
+              </w:rPr>
               <w:t>Actual cost so far / heuristic estimate to goal / estimated total (g + h)</w:t>
             </w:r>
           </w:p>
@@ -858,6 +1198,10 @@
         <w:pStyle w:val="Heading2"/>
       </w:pPr>
       <w:r>
+        <w:rPr>
+          <w:b w:val="0"/>
+          <w:i w:val="0"/>
+        </w:rPr>
         <w:t>Worked example / how to — Big O comparison of the standard algorithms (double-checked)</w:t>
       </w:r>
     </w:p>
@@ -891,6 +1235,7 @@
             <w:r>
               <w:rPr>
                 <w:b/>
+                <w:i w:val="0"/>
               </w:rPr>
               <w:t>Algorithm</w:t>
             </w:r>
@@ -910,6 +1255,7 @@
             <w:r>
               <w:rPr>
                 <w:b/>
+                <w:i w:val="0"/>
               </w:rPr>
               <w:t>Best</w:t>
             </w:r>
@@ -929,6 +1275,7 @@
             <w:r>
               <w:rPr>
                 <w:b/>
+                <w:i w:val="0"/>
               </w:rPr>
               <w:t>Average</w:t>
             </w:r>
@@ -948,6 +1295,7 @@
             <w:r>
               <w:rPr>
                 <w:b/>
+                <w:i w:val="0"/>
               </w:rPr>
               <w:t>Worst</w:t>
             </w:r>
@@ -967,6 +1315,7 @@
             <w:r>
               <w:rPr>
                 <w:b/>
+                <w:i w:val="0"/>
               </w:rPr>
               <w:t>Space</w:t>
             </w:r>
@@ -986,6 +1335,7 @@
             <w:r>
               <w:rPr>
                 <w:b/>
+                <w:i w:val="0"/>
               </w:rPr>
               <w:t>Stable?</w:t>
             </w:r>
@@ -1005,6 +1355,7 @@
             <w:r>
               <w:rPr>
                 <w:b/>
+                <w:i w:val="0"/>
               </w:rPr>
               <w:t>Precondition</w:t>
             </w:r>
@@ -1021,6 +1372,7 @@
             <w:r>
               <w:rPr>
                 <w:b/>
+                <w:i w:val="0"/>
               </w:rPr>
               <w:t>Linear search</w:t>
             </w:r>
@@ -1033,6 +1385,10 @@
           <w:p>
             <w:r/>
             <w:r>
+              <w:rPr>
+                <w:b w:val="0"/>
+                <w:i w:val="0"/>
+              </w:rPr>
               <w:t>O(1)</w:t>
             </w:r>
           </w:p>
@@ -1044,6 +1400,10 @@
           <w:p>
             <w:r/>
             <w:r>
+              <w:rPr>
+                <w:b w:val="0"/>
+                <w:i w:val="0"/>
+              </w:rPr>
               <w:t>O(n)</w:t>
             </w:r>
           </w:p>
@@ -1055,6 +1415,10 @@
           <w:p>
             <w:r/>
             <w:r>
+              <w:rPr>
+                <w:b w:val="0"/>
+                <w:i w:val="0"/>
+              </w:rPr>
               <w:t>O(n)</w:t>
             </w:r>
           </w:p>
@@ -1066,6 +1430,10 @@
           <w:p>
             <w:r/>
             <w:r>
+              <w:rPr>
+                <w:b w:val="0"/>
+                <w:i w:val="0"/>
+              </w:rPr>
               <w:t>O(1)</w:t>
             </w:r>
           </w:p>
@@ -1077,6 +1445,10 @@
           <w:p>
             <w:r/>
             <w:r>
+              <w:rPr>
+                <w:b w:val="0"/>
+                <w:i w:val="0"/>
+              </w:rPr>
               <w:t>—</w:t>
             </w:r>
           </w:p>
@@ -1088,6 +1460,10 @@
           <w:p>
             <w:r/>
             <w:r>
+              <w:rPr>
+                <w:b w:val="0"/>
+                <w:i w:val="0"/>
+              </w:rPr>
               <w:t>none (works on unsorted)</w:t>
             </w:r>
           </w:p>
@@ -1103,6 +1479,7 @@
             <w:r>
               <w:rPr>
                 <w:b/>
+                <w:i w:val="0"/>
               </w:rPr>
               <w:t>Binary search</w:t>
             </w:r>
@@ -1115,6 +1492,10 @@
           <w:p>
             <w:r/>
             <w:r>
+              <w:rPr>
+                <w:b w:val="0"/>
+                <w:i w:val="0"/>
+              </w:rPr>
               <w:t>O(1)</w:t>
             </w:r>
           </w:p>
@@ -1126,6 +1507,10 @@
           <w:p>
             <w:r/>
             <w:r>
+              <w:rPr>
+                <w:b w:val="0"/>
+                <w:i w:val="0"/>
+              </w:rPr>
               <w:t>O(log n)</w:t>
             </w:r>
           </w:p>
@@ -1137,6 +1522,10 @@
           <w:p>
             <w:r/>
             <w:r>
+              <w:rPr>
+                <w:b w:val="0"/>
+                <w:i w:val="0"/>
+              </w:rPr>
               <w:t>O(log n)</w:t>
             </w:r>
           </w:p>
@@ -1148,6 +1537,10 @@
           <w:p>
             <w:r/>
             <w:r>
+              <w:rPr>
+                <w:b w:val="0"/>
+                <w:i w:val="0"/>
+              </w:rPr>
               <w:t>O(1) iter / O(log n) rec</w:t>
             </w:r>
           </w:p>
@@ -1159,6 +1552,10 @@
           <w:p>
             <w:r/>
             <w:r>
+              <w:rPr>
+                <w:b w:val="0"/>
+                <w:i w:val="0"/>
+              </w:rPr>
               <w:t>—</w:t>
             </w:r>
           </w:p>
@@ -1172,6 +1569,7 @@
             <w:r>
               <w:rPr>
                 <w:b/>
+                <w:i w:val="0"/>
               </w:rPr>
               <w:t>list must be sorted</w:t>
             </w:r>
@@ -1188,6 +1586,7 @@
             <w:r>
               <w:rPr>
                 <w:b/>
+                <w:i w:val="0"/>
               </w:rPr>
               <w:t>Bubble sort</w:t>
             </w:r>
@@ -1200,7 +1599,11 @@
           <w:p>
             <w:r/>
             <w:r>
-              <w:t>O(n)\*</w:t>
+              <w:rPr>
+                <w:b w:val="0"/>
+                <w:i w:val="0"/>
+              </w:rPr>
+              <w:t>O(n)*</w:t>
             </w:r>
           </w:p>
         </w:tc>
@@ -1211,6 +1614,10 @@
           <w:p>
             <w:r/>
             <w:r>
+              <w:rPr>
+                <w:b w:val="0"/>
+                <w:i w:val="0"/>
+              </w:rPr>
               <w:t>O(n²)</w:t>
             </w:r>
           </w:p>
@@ -1222,6 +1629,10 @@
           <w:p>
             <w:r/>
             <w:r>
+              <w:rPr>
+                <w:b w:val="0"/>
+                <w:i w:val="0"/>
+              </w:rPr>
               <w:t>O(n²)</w:t>
             </w:r>
           </w:p>
@@ -1233,6 +1644,10 @@
           <w:p>
             <w:r/>
             <w:r>
+              <w:rPr>
+                <w:b w:val="0"/>
+                <w:i w:val="0"/>
+              </w:rPr>
               <w:t>O(1)</w:t>
             </w:r>
           </w:p>
@@ -1244,6 +1659,10 @@
           <w:p>
             <w:r/>
             <w:r>
+              <w:rPr>
+                <w:b w:val="0"/>
+                <w:i w:val="0"/>
+              </w:rPr>
               <w:t>Yes</w:t>
             </w:r>
           </w:p>
@@ -1255,6 +1674,10 @@
           <w:p>
             <w:r/>
             <w:r>
+              <w:rPr>
+                <w:b w:val="0"/>
+                <w:i w:val="0"/>
+              </w:rPr>
               <w:t>—</w:t>
             </w:r>
           </w:p>
@@ -1270,6 +1693,7 @@
             <w:r>
               <w:rPr>
                 <w:b/>
+                <w:i w:val="0"/>
               </w:rPr>
               <w:t>Insertion sort</w:t>
             </w:r>
@@ -1282,6 +1706,10 @@
           <w:p>
             <w:r/>
             <w:r>
+              <w:rPr>
+                <w:b w:val="0"/>
+                <w:i w:val="0"/>
+              </w:rPr>
               <w:t>O(n)</w:t>
             </w:r>
           </w:p>
@@ -1293,6 +1721,10 @@
           <w:p>
             <w:r/>
             <w:r>
+              <w:rPr>
+                <w:b w:val="0"/>
+                <w:i w:val="0"/>
+              </w:rPr>
               <w:t>O(n²)</w:t>
             </w:r>
           </w:p>
@@ -1304,6 +1736,10 @@
           <w:p>
             <w:r/>
             <w:r>
+              <w:rPr>
+                <w:b w:val="0"/>
+                <w:i w:val="0"/>
+              </w:rPr>
               <w:t>O(n²)</w:t>
             </w:r>
           </w:p>
@@ -1315,6 +1751,10 @@
           <w:p>
             <w:r/>
             <w:r>
+              <w:rPr>
+                <w:b w:val="0"/>
+                <w:i w:val="0"/>
+              </w:rPr>
               <w:t>O(1)</w:t>
             </w:r>
           </w:p>
@@ -1326,6 +1766,10 @@
           <w:p>
             <w:r/>
             <w:r>
+              <w:rPr>
+                <w:b w:val="0"/>
+                <w:i w:val="0"/>
+              </w:rPr>
               <w:t>Yes</w:t>
             </w:r>
           </w:p>
@@ -1337,6 +1781,10 @@
           <w:p>
             <w:r/>
             <w:r>
+              <w:rPr>
+                <w:b w:val="0"/>
+                <w:i w:val="0"/>
+              </w:rPr>
               <w:t>—</w:t>
             </w:r>
           </w:p>
@@ -1352,6 +1800,7 @@
             <w:r>
               <w:rPr>
                 <w:b/>
+                <w:i w:val="0"/>
               </w:rPr>
               <w:t>Merge sort</w:t>
             </w:r>
@@ -1364,6 +1813,10 @@
           <w:p>
             <w:r/>
             <w:r>
+              <w:rPr>
+                <w:b w:val="0"/>
+                <w:i w:val="0"/>
+              </w:rPr>
               <w:t>O(n log n)</w:t>
             </w:r>
           </w:p>
@@ -1375,6 +1828,10 @@
           <w:p>
             <w:r/>
             <w:r>
+              <w:rPr>
+                <w:b w:val="0"/>
+                <w:i w:val="0"/>
+              </w:rPr>
               <w:t>O(n log n)</w:t>
             </w:r>
           </w:p>
@@ -1386,6 +1843,10 @@
           <w:p>
             <w:r/>
             <w:r>
+              <w:rPr>
+                <w:b w:val="0"/>
+                <w:i w:val="0"/>
+              </w:rPr>
               <w:t>O(n log n)</w:t>
             </w:r>
           </w:p>
@@ -1399,6 +1860,7 @@
             <w:r>
               <w:rPr>
                 <w:b/>
+                <w:i w:val="0"/>
               </w:rPr>
               <w:t>O(n)</w:t>
             </w:r>
@@ -1411,6 +1873,10 @@
           <w:p>
             <w:r/>
             <w:r>
+              <w:rPr>
+                <w:b w:val="0"/>
+                <w:i w:val="0"/>
+              </w:rPr>
               <w:t>Yes</w:t>
             </w:r>
           </w:p>
@@ -1422,6 +1888,10 @@
           <w:p>
             <w:r/>
             <w:r>
+              <w:rPr>
+                <w:b w:val="0"/>
+                <w:i w:val="0"/>
+              </w:rPr>
               <w:t>—</w:t>
             </w:r>
           </w:p>
@@ -1437,6 +1907,7 @@
             <w:r>
               <w:rPr>
                 <w:b/>
+                <w:i w:val="0"/>
               </w:rPr>
               <w:t>Quick sort</w:t>
             </w:r>
@@ -1449,6 +1920,10 @@
           <w:p>
             <w:r/>
             <w:r>
+              <w:rPr>
+                <w:b w:val="0"/>
+                <w:i w:val="0"/>
+              </w:rPr>
               <w:t>O(n log n)</w:t>
             </w:r>
           </w:p>
@@ -1460,6 +1935,10 @@
           <w:p>
             <w:r/>
             <w:r>
+              <w:rPr>
+                <w:b w:val="0"/>
+                <w:i w:val="0"/>
+              </w:rPr>
               <w:t>O(n log n)</w:t>
             </w:r>
           </w:p>
@@ -1473,6 +1952,7 @@
             <w:r>
               <w:rPr>
                 <w:b/>
+                <w:i w:val="0"/>
               </w:rPr>
               <w:t>O(n²)</w:t>
             </w:r>
@@ -1485,6 +1965,10 @@
           <w:p>
             <w:r/>
             <w:r>
+              <w:rPr>
+                <w:b w:val="0"/>
+                <w:i w:val="0"/>
+              </w:rPr>
               <w:t>O(log n)</w:t>
             </w:r>
           </w:p>
@@ -1496,6 +1980,10 @@
           <w:p>
             <w:r/>
             <w:r>
+              <w:rPr>
+                <w:b w:val="0"/>
+                <w:i w:val="0"/>
+              </w:rPr>
               <w:t>No</w:t>
             </w:r>
           </w:p>
@@ -1507,6 +1995,10 @@
           <w:p>
             <w:r/>
             <w:r>
+              <w:rPr>
+                <w:b w:val="0"/>
+                <w:i w:val="0"/>
+              </w:rPr>
               <w:t>—</w:t>
             </w:r>
           </w:p>
@@ -1516,71 +2008,103 @@
     <w:p/>
     <w:p>
       <w:r>
-        <w:t>\</w:t>
+        <w:rPr>
+          <w:b w:val="0"/>
+          <w:i w:val="0"/>
+        </w:rPr>
+        <w:t xml:space="preserve">* Bubble best case O(n) only </w:t>
       </w:r>
       <w:r>
         <w:rPr>
-          <w:i/>
-        </w:rPr>
-        <w:t xml:space="preserve"> Bubble best case O(n) only </w:t>
-      </w:r>
-      <w:r>
-        <w:rPr>
-          <w:i/>
+          <w:b/>
+          <w:i w:val="0"/>
         </w:rPr>
         <w:t>with a swap flag</w:t>
       </w:r>
       <w:r>
-        <w:t>* on already-sorted data; otherwise O(n²).</w:t>
+        <w:rPr>
+          <w:b w:val="0"/>
+          <w:i w:val="0"/>
+        </w:rPr>
+        <w:t xml:space="preserve"> on already-sorted data; otherwise O(n²).</w:t>
       </w:r>
     </w:p>
     <w:p>
       <w:r>
+        <w:rPr>
+          <w:b w:val="0"/>
+          <w:i w:val="0"/>
+        </w:rPr>
         <w:t xml:space="preserve">Key contrasts: </w:t>
       </w:r>
       <w:r>
         <w:rPr>
           <w:b/>
+          <w:i w:val="0"/>
         </w:rPr>
         <w:t>binary search beats linear search</w:t>
       </w:r>
       <w:r>
+        <w:rPr>
+          <w:b w:val="0"/>
+          <w:i w:val="0"/>
+        </w:rPr>
         <w:t xml:space="preserve"> (O(log n) vs O(n)) but needs sorted data. </w:t>
       </w:r>
       <w:r>
         <w:rPr>
           <w:b/>
+          <w:i w:val="0"/>
         </w:rPr>
         <w:t>Merge sort guarantees O(n log n)</w:t>
       </w:r>
       <w:r>
+        <w:rPr>
+          <w:b w:val="0"/>
+          <w:i w:val="0"/>
+        </w:rPr>
         <w:t xml:space="preserve"> at the cost of </w:t>
       </w:r>
       <w:r>
         <w:rPr>
           <w:b/>
+          <w:i w:val="0"/>
         </w:rPr>
         <w:t>O(n) extra space</w:t>
       </w:r>
       <w:r>
+        <w:rPr>
+          <w:b w:val="0"/>
+          <w:i w:val="0"/>
+        </w:rPr>
         <w:t xml:space="preserve">, whereas </w:t>
       </w:r>
       <w:r>
         <w:rPr>
           <w:b/>
+          <w:i w:val="0"/>
         </w:rPr>
         <w:t>quick sort</w:t>
       </w:r>
       <w:r>
+        <w:rPr>
+          <w:b w:val="0"/>
+          <w:i w:val="0"/>
+        </w:rPr>
         <w:t xml:space="preserve"> is usually as fast and in-place but degrades to </w:t>
       </w:r>
       <w:r>
         <w:rPr>
           <w:b/>
+          <w:i w:val="0"/>
         </w:rPr>
         <w:t>O(n²)</w:t>
       </w:r>
       <w:r>
+        <w:rPr>
+          <w:b w:val="0"/>
+          <w:i w:val="0"/>
+        </w:rPr>
         <w:t xml:space="preserve"> with a poor pivot — a classic time-vs-space and average-vs-worst trade-off.</w:t>
       </w:r>
     </w:p>
@@ -1589,6 +2113,10 @@
         <w:pStyle w:val="Heading2"/>
       </w:pPr>
       <w:r>
+        <w:rPr>
+          <w:b w:val="0"/>
+          <w:i w:val="0"/>
+        </w:rPr>
         <w:t>Exam tips</w:t>
       </w:r>
     </w:p>
@@ -1599,10 +2127,15 @@
       <w:r>
         <w:rPr>
           <w:b/>
+          <w:i w:val="0"/>
         </w:rPr>
         <w:t>Binary search is O(log n) and REQUIRES sorted data</w:t>
       </w:r>
       <w:r>
+        <w:rPr>
+          <w:b w:val="0"/>
+          <w:i w:val="0"/>
+        </w:rPr>
         <w:t xml:space="preserve"> — always state the precondition.</w:t>
       </w:r>
     </w:p>
@@ -1613,10 +2146,15 @@
       <w:r>
         <w:rPr>
           <w:b/>
+          <w:i w:val="0"/>
         </w:rPr>
         <w:t>Always justify</w:t>
       </w:r>
       <w:r>
+        <w:rPr>
+          <w:b w:val="0"/>
+          <w:i w:val="0"/>
+        </w:rPr>
         <w:t xml:space="preserve"> a Big O, e.g. "O(n²) because the nested loop makes up to n comparisons for each of n passes."</w:t>
       </w:r>
     </w:p>
@@ -1627,10 +2165,15 @@
       <w:r>
         <w:rPr>
           <w:b/>
+          <w:i w:val="0"/>
         </w:rPr>
         <w:t>Quick sort worst case is O(n²); merge sort guarantees O(n log n) but uses O(n) extra space</w:t>
       </w:r>
       <w:r>
+        <w:rPr>
+          <w:b w:val="0"/>
+          <w:i w:val="0"/>
+        </w:rPr>
         <w:t xml:space="preserve"> — name the trade-off.</w:t>
       </w:r>
     </w:p>
@@ -1641,19 +2184,29 @@
       <w:r>
         <w:rPr>
           <w:b/>
+          <w:i w:val="0"/>
         </w:rPr>
         <w:t>DFS uses a stack; BFS uses a queue</w:t>
       </w:r>
       <w:r>
+        <w:rPr>
+          <w:b w:val="0"/>
+          <w:i w:val="0"/>
+        </w:rPr>
         <w:t xml:space="preserve">, and </w:t>
       </w:r>
       <w:r>
         <w:rPr>
           <w:b/>
+          <w:i w:val="0"/>
         </w:rPr>
         <w:t>in-order traversal of a BST outputs values in ascending order</w:t>
       </w:r>
       <w:r>
+        <w:rPr>
+          <w:b w:val="0"/>
+          <w:i w:val="0"/>
+        </w:rPr>
         <w:t xml:space="preserve"> — do not mix these up.</w:t>
       </w:r>
     </w:p>
